--- a/pr-preview/pr-150/distributions-tracked-changes.docx
+++ b/pr-preview/pr-150/distributions-tracked-changes.docx
@@ -16,7 +16,7 @@
       </w:pPr>
       <w:del w:id="1" w:author="PR Preview" w:date="2026-01-01T00:00:00Z">
         <w:r>
-          <w:delText xml:space="preserve">Last modified: 2026-10-14 11:38:02 (PDT)</w:delText>
+          <w:delText xml:space="preserve">Last modified: 2026-10-14 17:51:58 (PDT)</w:delText>
         </w:r>
       </w:del>
     </w:p>
@@ -26,7 +26,7 @@
       </w:pPr>
       <w:ins w:id="2" w:author="PR Preview" w:date="2026-01-01T00:00:00Z">
         <w:r>
-          <w:t xml:space="preserve">Last modified: 2026-10-14 16:16:59 (PDT)</w:t>
+          <w:t xml:space="preserve">Last modified: 2026-10-14 18:00:27 (PDT)</w:t>
         </w:r>
       </w:ins>
     </w:p>

--- a/pr-preview/pr-150/distributions-tracked-changes.docx
+++ b/pr-preview/pr-150/distributions-tracked-changes.docx
@@ -16,7 +16,7 @@
       </w:pPr>
       <w:del w:id="1" w:author="PR Preview" w:date="2026-01-01T00:00:00Z">
         <w:r>
-          <w:delText xml:space="preserve">Last modified: 2026-10-14 17:51:58 (PDT)</w:delText>
+          <w:delText xml:space="preserve">Last modified: 2026-10-15 02:44:50 (PDT)</w:delText>
         </w:r>
       </w:del>
     </w:p>
@@ -26,7 +26,7 @@
       </w:pPr>
       <w:ins w:id="2" w:author="PR Preview" w:date="2026-01-01T00:00:00Z">
         <w:r>
-          <w:t xml:space="preserve">Last modified: 2026-10-14 18:00:27 (PDT)</w:t>
+          <w:t xml:space="preserve">Last modified: 2026-10-15 02:46:22 (PDT)</w:t>
         </w:r>
       </w:ins>
     </w:p>
@@ -12801,11 +12801,11 @@
                 </m:rPr>
                 <m:t>−</m:t>
               </m:r>
-              <m:r>
-                <m:t>​</m:t>
-              </m:r>
               <m:sSup>
                 <m:e>
+                  <m:r>
+                    <m:t>​</m:t>
+                  </m:r>
                   <m:d>
                     <m:dPr>
                       <m:begChr m:val="("/>
@@ -12841,6 +12841,9 @@
                       </m:r>
                     </m:e>
                   </m:d>
+                  <m:r>
+                    <m:t>​</m:t>
+                  </m:r>
                 </m:e>
                 <m:sup>
                   <m:r>
@@ -12848,9 +12851,6 @@
                   </m:r>
                 </m:sup>
               </m:sSup>
-              <m:r>
-                <m:t>​</m:t>
-              </m:r>
               <m:r>
                 <m:t>&amp;</m:t>
               </m:r>
@@ -12973,11 +12973,11 @@
                 </m:rPr>
                 <m:t>−</m:t>
               </m:r>
-              <m:r>
-                <m:t>​</m:t>
-              </m:r>
               <m:sSup>
                 <m:e>
+                  <m:r>
+                    <m:t>​</m:t>
+                  </m:r>
                   <m:d>
                     <m:dPr>
                       <m:begChr m:val="("/>
@@ -13013,6 +13013,9 @@
                       </m:r>
                     </m:e>
                   </m:d>
+                  <m:r>
+                    <m:t>​</m:t>
+                  </m:r>
                 </m:e>
                 <m:sup>
                   <m:r>
@@ -13020,9 +13023,6 @@
                   </m:r>
                 </m:sup>
               </m:sSup>
-              <m:r>
-                <m:t>​</m:t>
-              </m:r>
               <m:r>
                 <m:t>&amp;</m:t>
               </m:r>
@@ -36723,22 +36723,30 @@
       <w:pPr>
         <w:pStyle w:val="FirstParagraph"/>
       </w:pPr>
-      <w:r>
-        <w:rPr>
-          <w:b/>
-          <w:bCs/>
-        </w:rPr>
-        <w:t xml:space="preserve">Definition 9 (Multivariate normal distribution)</w:t>
-      </w:r>
-      <w:r>
-        <w:t xml:space="preserve"> </w:t>
-      </w:r>
-      <w:r>
-        <w:t xml:space="preserve">A</w:t>
-      </w:r>
-      <w:r>
-        <w:t xml:space="preserve"> </w:t>
-      </w:r>
+      <w:del w:id="3" w:author="PR Preview" w:date="2026-01-01T00:00:00Z">
+        <w:r>
+          <w:rPr>
+            <w:b/>
+            <w:bCs/>
+          </w:rPr>
+          <w:delText xml:space="preserve">Definition 9 (Multivariate normal distribution)</w:delText>
+        </w:r>
+      </w:del>
+      <w:del w:id="4" w:author="PR Preview" w:date="2026-01-01T00:00:00Z">
+        <w:r>
+          <w:delText xml:space="preserve"> </w:delText>
+        </w:r>
+      </w:del>
+      <w:del w:id="5" w:author="PR Preview" w:date="2026-01-01T00:00:00Z">
+        <w:r>
+          <w:delText xml:space="preserve">A</w:delText>
+        </w:r>
+      </w:del>
+      <w:del w:id="6" w:author="PR Preview" w:date="2026-01-01T00:00:00Z">
+        <w:r>
+          <w:delText xml:space="preserve"> </w:delText>
+        </w:r>
+      </w:del>
       <m:oMath>
         <m:r>
           <m:t>p</m:t>
@@ -36753,15 +36761,21 @@
           <m:t>1</m:t>
         </m:r>
       </m:oMath>
-      <w:r>
-        <w:t xml:space="preserve"> </w:t>
-      </w:r>
-      <w:r>
-        <w:t xml:space="preserve">random vector</w:t>
-      </w:r>
-      <w:r>
-        <w:t xml:space="preserve"> </w:t>
-      </w:r>
+      <w:del w:id="7" w:author="PR Preview" w:date="2026-01-01T00:00:00Z">
+        <w:r>
+          <w:delText xml:space="preserve"> </w:delText>
+        </w:r>
+      </w:del>
+      <w:del w:id="8" w:author="PR Preview" w:date="2026-01-01T00:00:00Z">
+        <w:r>
+          <w:delText xml:space="preserve">random vector</w:delText>
+        </w:r>
+      </w:del>
+      <w:del w:id="9" w:author="PR Preview" w:date="2026-01-01T00:00:00Z">
+        <w:r>
+          <w:delText xml:space="preserve"> </w:delText>
+        </w:r>
+      </w:del>
       <m:oMath>
         <m:acc>
           <m:accPr>
@@ -36846,50 +36860,74 @@
           </m:sup>
         </m:sSup>
       </m:oMath>
-      <w:r>
-        <w:t xml:space="preserve"> </w:t>
-      </w:r>
-      <w:r>
-        <w:t xml:space="preserve">has the</w:t>
-      </w:r>
-      <w:r>
-        <w:t xml:space="preserve"> </w:t>
-      </w:r>
-      <w:r>
-        <w:rPr>
-          <w:b/>
-          <w:bCs/>
-        </w:rPr>
-        <w:t xml:space="preserve">multivariate normal distribution</w:t>
-      </w:r>
-      <w:r>
-        <w:t xml:space="preserve"> </w:t>
-      </w:r>
-      <w:r>
-        <w:t xml:space="preserve">(or</w:t>
-      </w:r>
-      <w:r>
-        <w:t xml:space="preserve"> </w:t>
-      </w:r>
-      <w:r>
-        <w:rPr>
-          <w:b/>
-          <w:bCs/>
-        </w:rPr>
-        <w:t xml:space="preserve">multivariate Gaussian distribution</w:t>
-      </w:r>
-      <w:r>
-        <w:t xml:space="preserve">)</w:t>
-      </w:r>
-      <w:r>
-        <w:t xml:space="preserve"> </w:t>
-      </w:r>
-      <w:r>
-        <w:t xml:space="preserve">with mean parameter</w:t>
-      </w:r>
-      <w:r>
-        <w:t xml:space="preserve"> </w:t>
-      </w:r>
+      <w:del w:id="10" w:author="PR Preview" w:date="2026-01-01T00:00:00Z">
+        <w:r>
+          <w:delText xml:space="preserve"> </w:delText>
+        </w:r>
+      </w:del>
+      <w:del w:id="11" w:author="PR Preview" w:date="2026-01-01T00:00:00Z">
+        <w:r>
+          <w:delText xml:space="preserve">has the</w:delText>
+        </w:r>
+      </w:del>
+      <w:del w:id="12" w:author="PR Preview" w:date="2026-01-01T00:00:00Z">
+        <w:r>
+          <w:delText xml:space="preserve"> </w:delText>
+        </w:r>
+      </w:del>
+      <w:del w:id="13" w:author="PR Preview" w:date="2026-01-01T00:00:00Z">
+        <w:r>
+          <w:rPr>
+            <w:b/>
+            <w:bCs/>
+          </w:rPr>
+          <w:delText xml:space="preserve">multivariate normal distribution</w:delText>
+        </w:r>
+      </w:del>
+      <w:del w:id="14" w:author="PR Preview" w:date="2026-01-01T00:00:00Z">
+        <w:r>
+          <w:delText xml:space="preserve"> </w:delText>
+        </w:r>
+      </w:del>
+      <w:del w:id="15" w:author="PR Preview" w:date="2026-01-01T00:00:00Z">
+        <w:r>
+          <w:delText xml:space="preserve">(or</w:delText>
+        </w:r>
+      </w:del>
+      <w:del w:id="16" w:author="PR Preview" w:date="2026-01-01T00:00:00Z">
+        <w:r>
+          <w:delText xml:space="preserve"> </w:delText>
+        </w:r>
+      </w:del>
+      <w:del w:id="17" w:author="PR Preview" w:date="2026-01-01T00:00:00Z">
+        <w:r>
+          <w:rPr>
+            <w:b/>
+            <w:bCs/>
+          </w:rPr>
+          <w:delText xml:space="preserve">multivariate Gaussian distribution</w:delText>
+        </w:r>
+      </w:del>
+      <w:del w:id="18" w:author="PR Preview" w:date="2026-01-01T00:00:00Z">
+        <w:r>
+          <w:delText xml:space="preserve">)</w:delText>
+        </w:r>
+      </w:del>
+      <w:del w:id="19" w:author="PR Preview" w:date="2026-01-01T00:00:00Z">
+        <w:r>
+          <w:delText xml:space="preserve"> </w:delText>
+        </w:r>
+      </w:del>
+      <w:del w:id="20" w:author="PR Preview" w:date="2026-01-01T00:00:00Z">
+        <w:r>
+          <w:delText xml:space="preserve">with mean parameter</w:delText>
+        </w:r>
+      </w:del>
+      <w:del w:id="21" w:author="PR Preview" w:date="2026-01-01T00:00:00Z">
+        <w:r>
+          <w:delText xml:space="preserve"> </w:delText>
+        </w:r>
+      </w:del>
       <m:oMath>
         <m:acc>
           <m:accPr>
@@ -36924,15 +36962,21 @@
           </m:sup>
         </m:sSup>
       </m:oMath>
-      <w:r>
-        <w:t xml:space="preserve"> </w:t>
-      </w:r>
-      <w:r>
-        <w:t xml:space="preserve">and variance parameter</w:t>
-      </w:r>
-      <w:r>
-        <w:t xml:space="preserve"> </w:t>
-      </w:r>
+      <w:del w:id="22" w:author="PR Preview" w:date="2026-01-01T00:00:00Z">
+        <w:r>
+          <w:delText xml:space="preserve"> </w:delText>
+        </w:r>
+      </w:del>
+      <w:del w:id="23" w:author="PR Preview" w:date="2026-01-01T00:00:00Z">
+        <w:r>
+          <w:delText xml:space="preserve">and variance parameter</w:delText>
+        </w:r>
+      </w:del>
+      <w:del w:id="24" w:author="PR Preview" w:date="2026-01-01T00:00:00Z">
+        <w:r>
+          <w:delText xml:space="preserve"> </w:delText>
+        </w:r>
+      </w:del>
       <m:oMath>
         <m:r>
           <m:rPr>
@@ -36941,18 +36985,26 @@
           <m:t>Σ</m:t>
         </m:r>
       </m:oMath>
-      <w:r>
-        <w:t xml:space="preserve">,</w:t>
-      </w:r>
-      <w:r>
-        <w:t xml:space="preserve"> </w:t>
-      </w:r>
-      <w:r>
-        <w:t xml:space="preserve">a</w:t>
-      </w:r>
-      <w:r>
-        <w:t xml:space="preserve"> </w:t>
-      </w:r>
+      <w:del w:id="25" w:author="PR Preview" w:date="2026-01-01T00:00:00Z">
+        <w:r>
+          <w:delText xml:space="preserve">,</w:delText>
+        </w:r>
+      </w:del>
+      <w:del w:id="26" w:author="PR Preview" w:date="2026-01-01T00:00:00Z">
+        <w:r>
+          <w:delText xml:space="preserve"> </w:delText>
+        </w:r>
+      </w:del>
+      <w:del w:id="27" w:author="PR Preview" w:date="2026-01-01T00:00:00Z">
+        <w:r>
+          <w:delText xml:space="preserve">a</w:delText>
+        </w:r>
+      </w:del>
+      <w:del w:id="28" w:author="PR Preview" w:date="2026-01-01T00:00:00Z">
+        <w:r>
+          <w:delText xml:space="preserve"> </w:delText>
+        </w:r>
+      </w:del>
       <m:oMath>
         <m:r>
           <m:t>p</m:t>
@@ -36967,32 +37019,46 @@
           <m:t>p</m:t>
         </m:r>
       </m:oMath>
-      <w:r>
-        <w:t xml:space="preserve"> </w:t>
-      </w:r>
+      <w:del w:id="29" w:author="PR Preview" w:date="2026-01-01T00:00:00Z">
+        <w:r>
+          <w:delText xml:space="preserve"> </w:delText>
+        </w:r>
+      </w:del>
       <w:hyperlink r:id="rId109">
+        <w:del w:id="30" w:author="PR Preview" w:date="2026-01-01T00:00:00Z">
+          <w:r>
+            <w:rPr>
+              <w:rStyle w:val="Hyperlink"/>
+            </w:rPr>
+            <w:delText xml:space="preserve">positive definite</w:delText>
+          </w:r>
+        </w:del>
+      </w:hyperlink>
+      <w:del w:id="31" w:author="PR Preview" w:date="2026-01-01T00:00:00Z">
         <w:r>
-          <w:rPr>
-            <w:rStyle w:val="Hyperlink"/>
-          </w:rPr>
-          <w:t xml:space="preserve">positive definite</w:t>
+          <w:delText xml:space="preserve"> </w:delText>
         </w:r>
-      </w:hyperlink>
-      <w:r>
-        <w:t xml:space="preserve"> </w:t>
-      </w:r>
-      <w:r>
-        <w:t xml:space="preserve">matrix,</w:t>
-      </w:r>
-      <w:r>
-        <w:t xml:space="preserve"> </w:t>
-      </w:r>
-      <w:r>
-        <w:t xml:space="preserve">written</w:t>
-      </w:r>
-      <w:r>
-        <w:t xml:space="preserve"> </w:t>
-      </w:r>
+      </w:del>
+      <w:del w:id="32" w:author="PR Preview" w:date="2026-01-01T00:00:00Z">
+        <w:r>
+          <w:delText xml:space="preserve">matrix,</w:delText>
+        </w:r>
+      </w:del>
+      <w:del w:id="33" w:author="PR Preview" w:date="2026-01-01T00:00:00Z">
+        <w:r>
+          <w:delText xml:space="preserve"> </w:delText>
+        </w:r>
+      </w:del>
+      <w:del w:id="34" w:author="PR Preview" w:date="2026-01-01T00:00:00Z">
+        <w:r>
+          <w:delText xml:space="preserve">written</w:delText>
+        </w:r>
+      </w:del>
+      <w:del w:id="35" w:author="PR Preview" w:date="2026-01-01T00:00:00Z">
+        <w:r>
+          <w:delText xml:space="preserve"> </w:delText>
+        </w:r>
+      </w:del>
       <m:oMath>
         <m:acc>
           <m:accPr>
@@ -37064,18 +37130,26 @@
           <m:t>​</m:t>
         </m:r>
       </m:oMath>
-      <w:r>
-        <w:t xml:space="preserve">,</w:t>
-      </w:r>
-      <w:r>
-        <w:t xml:space="preserve"> </w:t>
-      </w:r>
-      <w:r>
-        <w:t xml:space="preserve">if</w:t>
-      </w:r>
-      <w:r>
-        <w:t xml:space="preserve"> </w:t>
-      </w:r>
+      <w:del w:id="36" w:author="PR Preview" w:date="2026-01-01T00:00:00Z">
+        <w:r>
+          <w:delText xml:space="preserve">,</w:delText>
+        </w:r>
+      </w:del>
+      <w:del w:id="37" w:author="PR Preview" w:date="2026-01-01T00:00:00Z">
+        <w:r>
+          <w:delText xml:space="preserve"> </w:delText>
+        </w:r>
+      </w:del>
+      <w:del w:id="38" w:author="PR Preview" w:date="2026-01-01T00:00:00Z">
+        <w:r>
+          <w:delText xml:space="preserve">if</w:delText>
+        </w:r>
+      </w:del>
+      <w:del w:id="39" w:author="PR Preview" w:date="2026-01-01T00:00:00Z">
+        <w:r>
+          <w:delText xml:space="preserve"> </w:delText>
+        </w:r>
+      </w:del>
       <m:oMath>
         <m:acc>
           <m:accPr>
@@ -37088,12 +37162,470 @@
           </m:e>
         </m:acc>
       </m:oMath>
-      <w:r>
-        <w:t xml:space="preserve"> </w:t>
-      </w:r>
-      <w:r>
-        <w:t xml:space="preserve">has joint density:</w:t>
-      </w:r>
+      <w:del w:id="40" w:author="PR Preview" w:date="2026-01-01T00:00:00Z">
+        <w:r>
+          <w:delText xml:space="preserve"> </w:delText>
+        </w:r>
+      </w:del>
+      <w:del w:id="41" w:author="PR Preview" w:date="2026-01-01T00:00:00Z">
+        <w:r>
+          <w:delText xml:space="preserve">has joint density:</w:delText>
+        </w:r>
+      </w:del>
+    </w:p>
+    <w:p>
+      <w:pPr>
+        <w:pStyle w:val="FirstParagraph"/>
+      </w:pPr>
+      <w:ins w:id="42" w:author="PR Preview" w:date="2026-01-01T00:00:00Z">
+        <w:r>
+          <w:rPr>
+            <w:b/>
+            <w:bCs/>
+          </w:rPr>
+          <w:t xml:space="preserve">Definition 9 (Multivariate normal distribution (multivariate Gaussian distribution))</w:t>
+        </w:r>
+      </w:ins>
+      <w:ins w:id="43" w:author="PR Preview" w:date="2026-01-01T00:00:00Z">
+        <w:r>
+          <w:t xml:space="preserve"> </w:t>
+        </w:r>
+      </w:ins>
+      <w:ins w:id="44" w:author="PR Preview" w:date="2026-01-01T00:00:00Z">
+        <w:r>
+          <w:t xml:space="preserve">A</w:t>
+        </w:r>
+      </w:ins>
+      <w:ins w:id="45" w:author="PR Preview" w:date="2026-01-01T00:00:00Z">
+        <w:r>
+          <w:t xml:space="preserve"> </w:t>
+        </w:r>
+      </w:ins>
+      <m:oMath>
+        <m:r>
+          <m:t>p</m:t>
+        </m:r>
+        <m:r>
+          <m:rPr>
+            <m:sty m:val="p"/>
+          </m:rPr>
+          <m:t>×</m:t>
+        </m:r>
+        <m:r>
+          <m:t>1</m:t>
+        </m:r>
+      </m:oMath>
+      <w:ins w:id="46" w:author="PR Preview" w:date="2026-01-01T00:00:00Z">
+        <w:r>
+          <w:t xml:space="preserve"> </w:t>
+        </w:r>
+      </w:ins>
+      <w:ins w:id="47" w:author="PR Preview" w:date="2026-01-01T00:00:00Z">
+        <w:r>
+          <w:t xml:space="preserve">random vector</w:t>
+        </w:r>
+      </w:ins>
+      <w:ins w:id="48" w:author="PR Preview" w:date="2026-01-01T00:00:00Z">
+        <w:r>
+          <w:t xml:space="preserve"> </w:t>
+        </w:r>
+      </w:ins>
+      <m:oMath>
+        <m:acc>
+          <m:accPr>
+            <m:chr m:val="̃"/>
+          </m:accPr>
+          <m:e>
+            <m:r>
+              <m:t>X</m:t>
+            </m:r>
+          </m:e>
+        </m:acc>
+        <m:r>
+          <m:rPr>
+            <m:sty m:val="p"/>
+          </m:rPr>
+          <m:t>=</m:t>
+        </m:r>
+        <m:sSup>
+          <m:e>
+            <m:r>
+              <m:rPr>
+                <m:sty m:val="p"/>
+              </m:rPr>
+              <m:t>(</m:t>
+            </m:r>
+            <m:sSub>
+              <m:e>
+                <m:r>
+                  <m:t>X</m:t>
+                </m:r>
+              </m:e>
+              <m:sub>
+                <m:r>
+                  <m:t>1</m:t>
+                </m:r>
+              </m:sub>
+            </m:sSub>
+            <m:r>
+              <m:rPr>
+                <m:sty m:val="p"/>
+              </m:rPr>
+              <m:t>,</m:t>
+            </m:r>
+            <m:r>
+              <m:rPr>
+                <m:sty m:val="p"/>
+              </m:rPr>
+              <m:t>…</m:t>
+            </m:r>
+            <m:r>
+              <m:rPr>
+                <m:sty m:val="p"/>
+              </m:rPr>
+              <m:t>,</m:t>
+            </m:r>
+            <m:sSub>
+              <m:e>
+                <m:r>
+                  <m:t>X</m:t>
+                </m:r>
+              </m:e>
+              <m:sub>
+                <m:r>
+                  <m:t>p</m:t>
+                </m:r>
+              </m:sub>
+            </m:sSub>
+            <m:r>
+              <m:rPr>
+                <m:sty m:val="p"/>
+              </m:rPr>
+              <m:t>)</m:t>
+            </m:r>
+          </m:e>
+          <m:sup>
+            <m:r>
+              <m:rPr>
+                <m:sty m:val="p"/>
+              </m:rPr>
+              <m:t>⊤</m:t>
+            </m:r>
+          </m:sup>
+        </m:sSup>
+      </m:oMath>
+      <w:ins w:id="49" w:author="PR Preview" w:date="2026-01-01T00:00:00Z">
+        <w:r>
+          <w:t xml:space="preserve"> </w:t>
+        </w:r>
+      </w:ins>
+      <w:ins w:id="50" w:author="PR Preview" w:date="2026-01-01T00:00:00Z">
+        <w:r>
+          <w:t xml:space="preserve">has the</w:t>
+        </w:r>
+      </w:ins>
+      <w:ins w:id="51" w:author="PR Preview" w:date="2026-01-01T00:00:00Z">
+        <w:r>
+          <w:t xml:space="preserve"> </w:t>
+        </w:r>
+      </w:ins>
+      <w:ins w:id="52" w:author="PR Preview" w:date="2026-01-01T00:00:00Z">
+        <w:r>
+          <w:rPr>
+            <w:b/>
+            <w:bCs/>
+          </w:rPr>
+          <w:t xml:space="preserve">multivariate normal distribution</w:t>
+        </w:r>
+      </w:ins>
+      <w:ins w:id="53" w:author="PR Preview" w:date="2026-01-01T00:00:00Z">
+        <w:r>
+          <w:t xml:space="preserve"> </w:t>
+        </w:r>
+      </w:ins>
+      <w:ins w:id="54" w:author="PR Preview" w:date="2026-01-01T00:00:00Z">
+        <w:r>
+          <w:t xml:space="preserve">(or</w:t>
+        </w:r>
+      </w:ins>
+      <w:ins w:id="55" w:author="PR Preview" w:date="2026-01-01T00:00:00Z">
+        <w:r>
+          <w:t xml:space="preserve"> </w:t>
+        </w:r>
+      </w:ins>
+      <w:ins w:id="56" w:author="PR Preview" w:date="2026-01-01T00:00:00Z">
+        <w:r>
+          <w:rPr>
+            <w:b/>
+            <w:bCs/>
+          </w:rPr>
+          <w:t xml:space="preserve">multivariate Gaussian distribution</w:t>
+        </w:r>
+      </w:ins>
+      <w:ins w:id="57" w:author="PR Preview" w:date="2026-01-01T00:00:00Z">
+        <w:r>
+          <w:t xml:space="preserve">)</w:t>
+        </w:r>
+      </w:ins>
+      <w:ins w:id="58" w:author="PR Preview" w:date="2026-01-01T00:00:00Z">
+        <w:r>
+          <w:t xml:space="preserve"> </w:t>
+        </w:r>
+      </w:ins>
+      <w:ins w:id="59" w:author="PR Preview" w:date="2026-01-01T00:00:00Z">
+        <w:r>
+          <w:t xml:space="preserve">with mean parameter</w:t>
+        </w:r>
+      </w:ins>
+      <w:ins w:id="60" w:author="PR Preview" w:date="2026-01-01T00:00:00Z">
+        <w:r>
+          <w:t xml:space="preserve"> </w:t>
+        </w:r>
+      </w:ins>
+      <m:oMath>
+        <m:acc>
+          <m:accPr>
+            <m:chr m:val="̃"/>
+          </m:accPr>
+          <m:e>
+            <m:r>
+              <m:t>μ</m:t>
+            </m:r>
+          </m:e>
+        </m:acc>
+        <m:r>
+          <m:rPr>
+            <m:sty m:val="p"/>
+          </m:rPr>
+          <m:t>∈</m:t>
+        </m:r>
+        <m:sSup>
+          <m:e>
+            <m:r>
+              <m:rPr>
+                <m:scr m:val="double-struck"/>
+                <m:sty m:val="p"/>
+              </m:rPr>
+              <m:t>R</m:t>
+            </m:r>
+          </m:e>
+          <m:sup>
+            <m:r>
+              <m:t>p</m:t>
+            </m:r>
+          </m:sup>
+        </m:sSup>
+      </m:oMath>
+      <w:ins w:id="61" w:author="PR Preview" w:date="2026-01-01T00:00:00Z">
+        <w:r>
+          <w:t xml:space="preserve"> </w:t>
+        </w:r>
+      </w:ins>
+      <w:ins w:id="62" w:author="PR Preview" w:date="2026-01-01T00:00:00Z">
+        <w:r>
+          <w:t xml:space="preserve">and variance parameter</w:t>
+        </w:r>
+      </w:ins>
+      <w:ins w:id="63" w:author="PR Preview" w:date="2026-01-01T00:00:00Z">
+        <w:r>
+          <w:t xml:space="preserve"> </w:t>
+        </w:r>
+      </w:ins>
+      <m:oMath>
+        <m:r>
+          <m:rPr>
+            <m:sty m:val="b"/>
+          </m:rPr>
+          <m:t>Σ</m:t>
+        </m:r>
+      </m:oMath>
+      <w:ins w:id="64" w:author="PR Preview" w:date="2026-01-01T00:00:00Z">
+        <w:r>
+          <w:t xml:space="preserve">,</w:t>
+        </w:r>
+      </w:ins>
+      <w:ins w:id="65" w:author="PR Preview" w:date="2026-01-01T00:00:00Z">
+        <w:r>
+          <w:t xml:space="preserve"> </w:t>
+        </w:r>
+      </w:ins>
+      <w:ins w:id="66" w:author="PR Preview" w:date="2026-01-01T00:00:00Z">
+        <w:r>
+          <w:t xml:space="preserve">a</w:t>
+        </w:r>
+      </w:ins>
+      <w:ins w:id="67" w:author="PR Preview" w:date="2026-01-01T00:00:00Z">
+        <w:r>
+          <w:t xml:space="preserve"> </w:t>
+        </w:r>
+      </w:ins>
+      <m:oMath>
+        <m:r>
+          <m:t>p</m:t>
+        </m:r>
+        <m:r>
+          <m:rPr>
+            <m:sty m:val="p"/>
+          </m:rPr>
+          <m:t>×</m:t>
+        </m:r>
+        <m:r>
+          <m:t>p</m:t>
+        </m:r>
+      </m:oMath>
+      <w:ins w:id="68" w:author="PR Preview" w:date="2026-01-01T00:00:00Z">
+        <w:r>
+          <w:t xml:space="preserve"> </w:t>
+        </w:r>
+      </w:ins>
+      <w:hyperlink r:id="rId109">
+        <w:ins w:id="69" w:author="PR Preview" w:date="2026-01-01T00:00:00Z">
+          <w:r>
+            <w:rPr>
+              <w:rStyle w:val="Hyperlink"/>
+            </w:rPr>
+            <w:t xml:space="preserve">positive definite</w:t>
+          </w:r>
+        </w:ins>
+      </w:hyperlink>
+      <w:ins w:id="70" w:author="PR Preview" w:date="2026-01-01T00:00:00Z">
+        <w:r>
+          <w:t xml:space="preserve"> </w:t>
+        </w:r>
+      </w:ins>
+      <w:ins w:id="71" w:author="PR Preview" w:date="2026-01-01T00:00:00Z">
+        <w:r>
+          <w:t xml:space="preserve">matrix,</w:t>
+        </w:r>
+      </w:ins>
+      <w:ins w:id="72" w:author="PR Preview" w:date="2026-01-01T00:00:00Z">
+        <w:r>
+          <w:t xml:space="preserve"> </w:t>
+        </w:r>
+      </w:ins>
+      <w:ins w:id="73" w:author="PR Preview" w:date="2026-01-01T00:00:00Z">
+        <w:r>
+          <w:t xml:space="preserve">written</w:t>
+        </w:r>
+      </w:ins>
+      <w:ins w:id="74" w:author="PR Preview" w:date="2026-01-01T00:00:00Z">
+        <w:r>
+          <w:t xml:space="preserve"> </w:t>
+        </w:r>
+      </w:ins>
+      <m:oMath>
+        <m:acc>
+          <m:accPr>
+            <m:chr m:val="̃"/>
+          </m:accPr>
+          <m:e>
+            <m:r>
+              <m:t>X</m:t>
+            </m:r>
+          </m:e>
+        </m:acc>
+        <m:r>
+          <m:rPr>
+            <m:sty m:val="p"/>
+          </m:rPr>
+          <m:t>∼</m:t>
+        </m:r>
+        <m:sSub>
+          <m:e>
+            <m:r>
+              <m:rPr>
+                <m:sty m:val="p"/>
+              </m:rPr>
+              <m:t>N</m:t>
+            </m:r>
+          </m:e>
+          <m:sub>
+            <m:r>
+              <m:t>p</m:t>
+            </m:r>
+          </m:sub>
+        </m:sSub>
+        <m:r>
+          <m:t>​</m:t>
+        </m:r>
+        <m:d>
+          <m:dPr>
+            <m:begChr m:val="("/>
+            <m:sepChr m:val=""/>
+            <m:endChr m:val=")"/>
+            <m:grow/>
+          </m:dPr>
+          <m:e>
+            <m:acc>
+              <m:accPr>
+                <m:chr m:val="̃"/>
+              </m:accPr>
+              <m:e>
+                <m:r>
+                  <m:t>μ</m:t>
+                </m:r>
+              </m:e>
+            </m:acc>
+            <m:r>
+              <m:rPr>
+                <m:sty m:val="p"/>
+              </m:rPr>
+              <m:t>,</m:t>
+            </m:r>
+            <m:r>
+              <m:rPr>
+                <m:sty m:val="b"/>
+              </m:rPr>
+              <m:t>Σ</m:t>
+            </m:r>
+          </m:e>
+        </m:d>
+        <m:r>
+          <m:t>​</m:t>
+        </m:r>
+      </m:oMath>
+      <w:ins w:id="75" w:author="PR Preview" w:date="2026-01-01T00:00:00Z">
+        <w:r>
+          <w:t xml:space="preserve">,</w:t>
+        </w:r>
+      </w:ins>
+      <w:ins w:id="76" w:author="PR Preview" w:date="2026-01-01T00:00:00Z">
+        <w:r>
+          <w:t xml:space="preserve"> </w:t>
+        </w:r>
+      </w:ins>
+      <w:ins w:id="77" w:author="PR Preview" w:date="2026-01-01T00:00:00Z">
+        <w:r>
+          <w:t xml:space="preserve">if</w:t>
+        </w:r>
+      </w:ins>
+      <w:ins w:id="78" w:author="PR Preview" w:date="2026-01-01T00:00:00Z">
+        <w:r>
+          <w:t xml:space="preserve"> </w:t>
+        </w:r>
+      </w:ins>
+      <m:oMath>
+        <m:acc>
+          <m:accPr>
+            <m:chr m:val="̃"/>
+          </m:accPr>
+          <m:e>
+            <m:r>
+              <m:t>X</m:t>
+            </m:r>
+          </m:e>
+        </m:acc>
+      </m:oMath>
+      <w:ins w:id="79" w:author="PR Preview" w:date="2026-01-01T00:00:00Z">
+        <w:r>
+          <w:t xml:space="preserve"> </w:t>
+        </w:r>
+      </w:ins>
+      <w:ins w:id="80" w:author="PR Preview" w:date="2026-01-01T00:00:00Z">
+        <w:r>
+          <w:t xml:space="preserve">has joint density:</w:t>
+        </w:r>
+      </w:ins>
     </w:p>
     <w:p>
       <w:pPr>
